--- a/ETRE/GIEC/Partie_C.docx
+++ b/ETRE/GIEC/Partie_C.docx
@@ -264,15 +264,7 @@
     </w:p>
     <w:p>
       <w:r>
-        <w:t>/</w:t>
-      </w:r>
-      <w:proofErr w:type="gramStart"/>
-      <w:r>
-        <w:t xml:space="preserve"> !\</w:t>
-      </w:r>
-      <w:proofErr w:type="gramEnd"/>
-      <w:r>
-        <w:t xml:space="preserve"> Choix mesure T</w:t>
+        <w:t>/!\ Choix mesure T</w:t>
       </w:r>
       <w:r>
         <w:rPr>
@@ -368,13 +360,7 @@
         </w:numPr>
       </w:pPr>
       <w:r>
-        <w:t xml:space="preserve">La réponse du climat aux émissions de CO2 et d’autres gaz que le CO2 </w:t>
-      </w:r>
-      <w:r>
-        <w:t>représente</w:t>
-      </w:r>
-      <w:r>
-        <w:t xml:space="preserve"> ± </w:t>
+        <w:t xml:space="preserve">La réponse du climat aux émissions de CO2 et d’autres gaz que le CO2 représente ± </w:t>
       </w:r>
       <w:r>
         <w:rPr>
@@ -449,6 +435,9 @@
     <w:p/>
     <w:p>
       <w:r>
+        <w:rPr>
+          <w:noProof/>
+        </w:rPr>
         <w:lastRenderedPageBreak/>
         <w:drawing>
           <wp:inline distT="0" distB="0" distL="0" distR="0" wp14:anchorId="272F2B03" wp14:editId="2C9468B6">
@@ -489,6 +478,9 @@
     </w:p>
     <w:p>
       <w:r>
+        <w:rPr>
+          <w:noProof/>
+        </w:rPr>
         <w:drawing>
           <wp:inline distT="0" distB="0" distL="0" distR="0" wp14:anchorId="6E97855A" wp14:editId="070E5D5B">
             <wp:extent cx="5760720" cy="3225800"/>
@@ -526,8 +518,12 @@
         </w:drawing>
       </w:r>
     </w:p>
-    <w:p>
-      <w:r>
+    <w:p/>
+    <w:p>
+      <w:r>
+        <w:rPr>
+          <w:noProof/>
+        </w:rPr>
         <w:lastRenderedPageBreak/>
         <w:drawing>
           <wp:inline distT="0" distB="0" distL="0" distR="0" wp14:anchorId="0EA34877" wp14:editId="03E49B4E">
@@ -568,6 +564,9 @@
     </w:p>
     <w:p>
       <w:r>
+        <w:rPr>
+          <w:noProof/>
+        </w:rPr>
         <w:drawing>
           <wp:inline distT="0" distB="0" distL="0" distR="0" wp14:anchorId="0ED940B3" wp14:editId="0EA3241E">
             <wp:extent cx="5760720" cy="3205480"/>
@@ -611,6 +610,31 @@
         <w:t xml:space="preserve">Equations de Kaya </w:t>
       </w:r>
     </w:p>
+    <w:p/>
+    <w:p>
+      <w:r>
+        <w:t>Elora : Incertitudes sur l’évolution du budget carbone</w:t>
+      </w:r>
+    </w:p>
+    <w:p>
+      <w:r>
+        <w:t>Nikita : Comparaison entre 1,5 et 2°</w:t>
+      </w:r>
+    </w:p>
+    <w:p>
+      <w:r>
+        <w:t xml:space="preserve">Eloise : scénarios </w:t>
+      </w:r>
+    </w:p>
+    <w:p>
+      <w:r>
+        <w:t>Lina : Equation de Kaya</w:t>
+      </w:r>
+      <w:r>
+        <w:t>, lien avec les ODD</w:t>
+      </w:r>
+    </w:p>
+    <w:p/>
     <w:sectPr>
       <w:pgSz w:w="11906" w:h="16838"/>
       <w:pgMar w:top="1417" w:right="1417" w:bottom="1417" w:left="1417" w:header="708" w:footer="708" w:gutter="0"/>
@@ -1344,6 +1368,7 @@
   <w:style w:type="character" w:default="1" w:styleId="Policepardfaut">
     <w:name w:val="Default Paragraph Font"/>
     <w:uiPriority w:val="1"/>
+    <w:semiHidden/>
     <w:unhideWhenUsed/>
   </w:style>
   <w:style w:type="table" w:default="1" w:styleId="TableauNormal">

--- a/ETRE/GIEC/Partie_C.docx
+++ b/ETRE/GIEC/Partie_C.docx
@@ -23,257 +23,290 @@
         <w:t>Trajectoires d’émissions et transitions systémiques compatibles avec un réchauffement planétaire de 1,5 °C</w:t>
       </w:r>
     </w:p>
+    <w:p/>
+    <w:p>
+      <w:r>
+        <w:t>Le seuil de +1,5 °C est désormais dépassé et celui de +2 °C est proche si aucune mesure forte n’est prise avant 2030</w:t>
+      </w:r>
+      <w:r>
+        <w:t xml:space="preserve">. </w:t>
+      </w:r>
+      <w:r>
+        <w:t>Pour limiter le réchauffement planétaire à moins de 2 °C,</w:t>
+      </w:r>
+      <w:r>
+        <w:t xml:space="preserve"> </w:t>
+      </w:r>
+      <w:r>
+        <w:t>les émissions de CO2 devraient diminuer d’environ 25 % d’ici à 2030 dans la plupart des trajectoires</w:t>
+      </w:r>
+      <w:r>
+        <w:t>.</w:t>
+      </w:r>
+    </w:p>
+    <w:p/>
+    <w:p>
+      <w:r>
+        <w:t>Fin de l</w:t>
+      </w:r>
+      <w:r>
+        <w:rPr>
+          <w:rFonts w:ascii="Aptos" w:hAnsi="Aptos" w:cs="Aptos"/>
+        </w:rPr>
+        <w:t>’</w:t>
+      </w:r>
+      <w:r>
+        <w:t>ann</w:t>
+      </w:r>
+      <w:r>
+        <w:rPr>
+          <w:rFonts w:ascii="Aptos" w:hAnsi="Aptos" w:cs="Aptos"/>
+        </w:rPr>
+        <w:t>é</w:t>
+      </w:r>
+      <w:r>
+        <w:t xml:space="preserve">e 2017, les </w:t>
+      </w:r>
+      <w:r>
+        <w:rPr>
+          <w:rFonts w:ascii="Aptos" w:hAnsi="Aptos" w:cs="Aptos"/>
+        </w:rPr>
+        <w:t>é</w:t>
+      </w:r>
+      <w:r>
+        <w:t>missions de CO2 depuis l</w:t>
+      </w:r>
+      <w:r>
+        <w:rPr>
+          <w:rFonts w:ascii="Aptos" w:hAnsi="Aptos" w:cs="Aptos"/>
+        </w:rPr>
+        <w:t>’é</w:t>
+      </w:r>
+      <w:r>
+        <w:t>poque pr</w:t>
+      </w:r>
+      <w:r>
+        <w:rPr>
+          <w:rFonts w:ascii="Aptos" w:hAnsi="Aptos" w:cs="Aptos"/>
+        </w:rPr>
+        <w:t>é</w:t>
+      </w:r>
+      <w:r>
+        <w:t>industrielle avaient r</w:t>
+      </w:r>
+      <w:r>
+        <w:rPr>
+          <w:rFonts w:ascii="Aptos" w:hAnsi="Aptos" w:cs="Aptos"/>
+        </w:rPr>
+        <w:t>é</w:t>
+      </w:r>
+      <w:r>
+        <w:t>duit le budget carbone total pour l</w:t>
+      </w:r>
+      <w:r>
+        <w:rPr>
+          <w:rFonts w:ascii="Aptos" w:hAnsi="Aptos" w:cs="Aptos"/>
+        </w:rPr>
+        <w:t>’</w:t>
+      </w:r>
+      <w:r>
+        <w:t xml:space="preserve">objectif de 1,5 </w:t>
+      </w:r>
+      <w:r>
+        <w:rPr>
+          <w:rFonts w:ascii="Aptos" w:hAnsi="Aptos" w:cs="Aptos"/>
+        </w:rPr>
+        <w:t>°</w:t>
+      </w:r>
+      <w:r>
+        <w:t>C d</w:t>
+      </w:r>
+      <w:r>
+        <w:rPr>
+          <w:rFonts w:ascii="Aptos" w:hAnsi="Aptos" w:cs="Aptos"/>
+        </w:rPr>
+        <w:t>’</w:t>
+      </w:r>
+      <w:r>
+        <w:t xml:space="preserve">environ </w:t>
+      </w:r>
+      <w:r>
+        <w:rPr>
+          <w:highlight w:val="yellow"/>
+        </w:rPr>
+        <w:t>2 200</w:t>
+      </w:r>
+      <w:r>
+        <w:t xml:space="preserve"> </w:t>
+      </w:r>
+      <w:r>
+        <w:rPr>
+          <w:rFonts w:ascii="Aptos" w:hAnsi="Aptos" w:cs="Aptos"/>
+        </w:rPr>
+        <w:t>±</w:t>
+      </w:r>
+      <w:r>
+        <w:t xml:space="preserve"> 320 GtCO2</w:t>
+      </w:r>
+    </w:p>
+    <w:p>
+      <w:r>
+        <w:t>Le budget carbone restant qui en r</w:t>
+      </w:r>
+      <w:r>
+        <w:rPr>
+          <w:rFonts w:ascii="Aptos" w:hAnsi="Aptos" w:cs="Aptos"/>
+        </w:rPr>
+        <w:t>é</w:t>
+      </w:r>
+      <w:r>
+        <w:t xml:space="preserve">sulte est encore </w:t>
+      </w:r>
+      <w:r>
+        <w:t>surchargé/accablé</w:t>
+      </w:r>
+      <w:r>
+        <w:t xml:space="preserve"> par les </w:t>
+      </w:r>
+      <w:r>
+        <w:rPr>
+          <w:rFonts w:ascii="Aptos" w:hAnsi="Aptos" w:cs="Aptos"/>
+        </w:rPr>
+        <w:t>é</w:t>
+      </w:r>
+      <w:r>
+        <w:t xml:space="preserve">missions actuelles de </w:t>
+      </w:r>
+      <w:r>
+        <w:rPr>
+          <w:highlight w:val="yellow"/>
+        </w:rPr>
+        <w:t>42</w:t>
+      </w:r>
+      <w:r>
+        <w:t xml:space="preserve"> </w:t>
+      </w:r>
+      <w:r>
+        <w:rPr>
+          <w:rFonts w:ascii="Aptos" w:hAnsi="Aptos" w:cs="Aptos"/>
+        </w:rPr>
+        <w:t>±</w:t>
+      </w:r>
+      <w:r>
+        <w:t xml:space="preserve"> 3 GtCO2 par an </w:t>
+      </w:r>
+    </w:p>
+    <w:p>
+      <w:r>
+        <w:t>/!\ Choix mesure T</w:t>
+      </w:r>
+      <w:r>
+        <w:rPr>
+          <w:rFonts w:ascii="Aptos" w:hAnsi="Aptos" w:cs="Aptos"/>
+        </w:rPr>
+        <w:t>°</w:t>
+      </w:r>
+      <w:r>
+        <w:t xml:space="preserve"> fait varier le BC (budget carbone) </w:t>
+      </w:r>
+    </w:p>
     <w:p>
       <w:pPr>
-        <w:rPr>
-          <w:sz w:val="20"/>
-          <w:szCs w:val="20"/>
+        <w:pStyle w:val="Paragraphedeliste"/>
+        <w:numPr>
+          <w:ilvl w:val="0"/>
+          <w:numId w:val="1"/>
+        </w:numPr>
+        <w:rPr>
+          <w:strike/>
         </w:rPr>
       </w:pPr>
+      <w:r>
+        <w:t xml:space="preserve"> Si T</w:t>
+      </w:r>
+      <w:r>
+        <w:rPr>
+          <w:rFonts w:ascii="Aptos" w:hAnsi="Aptos" w:cs="Aptos"/>
+        </w:rPr>
+        <w:t>°</w:t>
+      </w:r>
+      <w:r>
+        <w:t xml:space="preserve"> moyenne de l</w:t>
+      </w:r>
+      <w:r>
+        <w:rPr>
+          <w:rFonts w:ascii="Aptos" w:hAnsi="Aptos" w:cs="Aptos"/>
+        </w:rPr>
+        <w:t>’</w:t>
+      </w:r>
+      <w:r>
+        <w:t xml:space="preserve">air </w:t>
+      </w:r>
+      <w:r>
+        <w:rPr>
+          <w:rFonts w:ascii="Aptos" w:hAnsi="Aptos" w:cs="Aptos"/>
+        </w:rPr>
+        <w:t>à</w:t>
+      </w:r>
+      <w:r>
+        <w:t xml:space="preserve"> la surface du globe, BC estimé à </w:t>
+      </w:r>
+      <w:r>
+        <w:rPr>
+          <w:highlight w:val="yellow"/>
+        </w:rPr>
+        <w:t>580</w:t>
+      </w:r>
+      <w:r>
+        <w:t xml:space="preserve"> GtCO2 pour une probabilité de 50 % de parvenir à limiter le réchauffement planétaire à 1,5 °C </w:t>
+      </w:r>
+      <w:r>
+        <w:rPr>
+          <w:strike/>
+        </w:rPr>
+        <w:t xml:space="preserve">et à 420 GtCO2 pour une probabilité de 66 % (degré de confiance moyen). </w:t>
+      </w:r>
     </w:p>
     <w:p>
       <w:pPr>
-        <w:rPr>
-          <w:sz w:val="20"/>
-          <w:szCs w:val="20"/>
+        <w:pStyle w:val="Paragraphedeliste"/>
+        <w:numPr>
+          <w:ilvl w:val="0"/>
+          <w:numId w:val="1"/>
+        </w:numPr>
+        <w:rPr>
+          <w:strike/>
         </w:rPr>
       </w:pPr>
       <w:r>
-        <w:rPr>
-          <w:sz w:val="20"/>
-          <w:szCs w:val="20"/>
-        </w:rPr>
-        <w:t xml:space="preserve"> Il faut réduire méthane, carbone suie, aérosols </w:t>
-      </w:r>
-    </w:p>
-    <w:p>
-      <w:pPr>
-        <w:rPr>
-          <w:sz w:val="20"/>
-          <w:szCs w:val="20"/>
-        </w:rPr>
-      </w:pPr>
-      <w:r>
-        <w:rPr>
-          <w:sz w:val="20"/>
-          <w:szCs w:val="20"/>
-        </w:rPr>
-        <w:t xml:space="preserve">Réduire intensité énergétique, utilisation ressources, augmentation taux décarbonation </w:t>
-      </w:r>
-      <w:r>
-        <w:rPr>
-          <w:rFonts w:ascii="Segoe UI Symbol" w:hAnsi="Segoe UI Symbol" w:cs="Segoe UI Symbol"/>
-          <w:sz w:val="20"/>
-          <w:szCs w:val="20"/>
-        </w:rPr>
-        <w:t>➔</w:t>
-      </w:r>
-      <w:r>
-        <w:rPr>
-          <w:sz w:val="20"/>
-          <w:szCs w:val="20"/>
-        </w:rPr>
-        <w:t xml:space="preserve"> En contradiction avec DD (</w:t>
-      </w:r>
-      <w:proofErr w:type="spellStart"/>
-      <w:r>
-        <w:rPr>
-          <w:sz w:val="20"/>
-          <w:szCs w:val="20"/>
-        </w:rPr>
-        <w:t>d</w:t>
-      </w:r>
-      <w:r>
-        <w:rPr>
-          <w:rFonts w:ascii="Aptos" w:hAnsi="Aptos" w:cs="Aptos"/>
-          <w:sz w:val="20"/>
-          <w:szCs w:val="20"/>
-        </w:rPr>
-        <w:t>é</w:t>
-      </w:r>
-      <w:r>
-        <w:rPr>
-          <w:sz w:val="20"/>
-          <w:szCs w:val="20"/>
-        </w:rPr>
-        <w:t>v</w:t>
-      </w:r>
-      <w:proofErr w:type="spellEnd"/>
-      <w:r>
-        <w:rPr>
-          <w:sz w:val="20"/>
-          <w:szCs w:val="20"/>
-        </w:rPr>
-        <w:t xml:space="preserve"> durable) </w:t>
+        <w:t xml:space="preserve">Si T° moyenne </w:t>
+      </w:r>
+      <w:r>
+        <w:t xml:space="preserve">de </w:t>
+      </w:r>
+      <w:r>
+        <w:t xml:space="preserve">la surface du globe, BC restant estimé à </w:t>
+      </w:r>
+      <w:r>
+        <w:rPr>
+          <w:highlight w:val="yellow"/>
+        </w:rPr>
+        <w:t>770</w:t>
+      </w:r>
+      <w:r>
+        <w:t xml:space="preserve"> GtCO2 </w:t>
+      </w:r>
+      <w:r>
+        <w:rPr>
+          <w:strike/>
+        </w:rPr>
+        <w:t>et 570 GtCO2 pour une probabilité de 50 % et de 66 %</w:t>
       </w:r>
     </w:p>
     <w:p/>
     <w:p>
       <w:r>
-        <w:t>Fin de l</w:t>
-      </w:r>
-      <w:r>
-        <w:rPr>
-          <w:rFonts w:ascii="Aptos" w:hAnsi="Aptos" w:cs="Aptos"/>
-        </w:rPr>
-        <w:t>’</w:t>
-      </w:r>
-      <w:r>
-        <w:t>ann</w:t>
-      </w:r>
-      <w:r>
-        <w:rPr>
-          <w:rFonts w:ascii="Aptos" w:hAnsi="Aptos" w:cs="Aptos"/>
-        </w:rPr>
-        <w:t>é</w:t>
-      </w:r>
-      <w:r>
-        <w:t xml:space="preserve">e 2017, les </w:t>
-      </w:r>
-      <w:r>
-        <w:rPr>
-          <w:rFonts w:ascii="Aptos" w:hAnsi="Aptos" w:cs="Aptos"/>
-        </w:rPr>
-        <w:t>é</w:t>
-      </w:r>
-      <w:r>
-        <w:t>missions de CO2 depuis l</w:t>
-      </w:r>
-      <w:r>
-        <w:rPr>
-          <w:rFonts w:ascii="Aptos" w:hAnsi="Aptos" w:cs="Aptos"/>
-        </w:rPr>
-        <w:t>’é</w:t>
-      </w:r>
-      <w:r>
-        <w:t>poque pr</w:t>
-      </w:r>
-      <w:r>
-        <w:rPr>
-          <w:rFonts w:ascii="Aptos" w:hAnsi="Aptos" w:cs="Aptos"/>
-        </w:rPr>
-        <w:t>é</w:t>
-      </w:r>
-      <w:r>
-        <w:t>industrielle avaient r</w:t>
-      </w:r>
-      <w:r>
-        <w:rPr>
-          <w:rFonts w:ascii="Aptos" w:hAnsi="Aptos" w:cs="Aptos"/>
-        </w:rPr>
-        <w:t>é</w:t>
-      </w:r>
-      <w:r>
-        <w:t>duit le budget carbone total pour l</w:t>
-      </w:r>
-      <w:r>
-        <w:rPr>
-          <w:rFonts w:ascii="Aptos" w:hAnsi="Aptos" w:cs="Aptos"/>
-        </w:rPr>
-        <w:t>’</w:t>
-      </w:r>
-      <w:r>
-        <w:t xml:space="preserve">objectif de 1,5 </w:t>
-      </w:r>
-      <w:r>
-        <w:rPr>
-          <w:rFonts w:ascii="Aptos" w:hAnsi="Aptos" w:cs="Aptos"/>
-        </w:rPr>
-        <w:t>°</w:t>
-      </w:r>
-      <w:r>
-        <w:t>C d</w:t>
-      </w:r>
-      <w:r>
-        <w:rPr>
-          <w:rFonts w:ascii="Aptos" w:hAnsi="Aptos" w:cs="Aptos"/>
-        </w:rPr>
-        <w:t>’</w:t>
-      </w:r>
-      <w:r>
-        <w:t xml:space="preserve">environ </w:t>
-      </w:r>
-      <w:r>
-        <w:rPr>
-          <w:highlight w:val="yellow"/>
-        </w:rPr>
-        <w:t>2 200</w:t>
-      </w:r>
-      <w:r>
-        <w:t xml:space="preserve"> </w:t>
-      </w:r>
-      <w:r>
-        <w:rPr>
-          <w:rFonts w:ascii="Aptos" w:hAnsi="Aptos" w:cs="Aptos"/>
-        </w:rPr>
-        <w:t>±</w:t>
-      </w:r>
-      <w:r>
-        <w:t xml:space="preserve"> 320 GtCO2</w:t>
-      </w:r>
-    </w:p>
-    <w:p>
-      <w:r>
-        <w:t>Le budget carbone restant qui en r</w:t>
-      </w:r>
-      <w:r>
-        <w:rPr>
-          <w:rFonts w:ascii="Aptos" w:hAnsi="Aptos" w:cs="Aptos"/>
-        </w:rPr>
-        <w:t>é</w:t>
-      </w:r>
-      <w:r>
-        <w:t>sulte est encore grev</w:t>
-      </w:r>
-      <w:r>
-        <w:rPr>
-          <w:rFonts w:ascii="Aptos" w:hAnsi="Aptos" w:cs="Aptos"/>
-        </w:rPr>
-        <w:t>é</w:t>
-      </w:r>
-      <w:r>
-        <w:t xml:space="preserve"> par les </w:t>
-      </w:r>
-      <w:r>
-        <w:rPr>
-          <w:rFonts w:ascii="Aptos" w:hAnsi="Aptos" w:cs="Aptos"/>
-        </w:rPr>
-        <w:t>é</w:t>
-      </w:r>
-      <w:r>
-        <w:t xml:space="preserve">missions actuelles de </w:t>
-      </w:r>
-      <w:r>
-        <w:rPr>
-          <w:highlight w:val="yellow"/>
-        </w:rPr>
-        <w:t>42</w:t>
-      </w:r>
-      <w:r>
-        <w:t xml:space="preserve"> </w:t>
-      </w:r>
-      <w:r>
-        <w:rPr>
-          <w:rFonts w:ascii="Aptos" w:hAnsi="Aptos" w:cs="Aptos"/>
-        </w:rPr>
-        <w:t>±</w:t>
-      </w:r>
-      <w:r>
-        <w:t xml:space="preserve"> 3 GtCO2 par an </w:t>
-      </w:r>
-    </w:p>
-    <w:p>
-      <w:r>
-        <w:t>/!\ Choix mesure T</w:t>
-      </w:r>
-      <w:r>
-        <w:rPr>
-          <w:rFonts w:ascii="Aptos" w:hAnsi="Aptos" w:cs="Aptos"/>
-        </w:rPr>
-        <w:t>°</w:t>
-      </w:r>
-      <w:r>
-        <w:t xml:space="preserve"> fait varier le BC (budget carbone) </w:t>
+        <w:t>Bcp D’incertitudes !</w:t>
       </w:r>
     </w:p>
     <w:p>
@@ -285,43 +318,31 @@
         </w:numPr>
       </w:pPr>
       <w:r>
-        <w:t xml:space="preserve"> Si T</w:t>
-      </w:r>
-      <w:r>
-        <w:rPr>
-          <w:rFonts w:ascii="Aptos" w:hAnsi="Aptos" w:cs="Aptos"/>
-        </w:rPr>
-        <w:t>°</w:t>
-      </w:r>
-      <w:r>
-        <w:t xml:space="preserve"> moyenne de l</w:t>
-      </w:r>
-      <w:r>
-        <w:rPr>
-          <w:rFonts w:ascii="Aptos" w:hAnsi="Aptos" w:cs="Aptos"/>
-        </w:rPr>
-        <w:t>’</w:t>
-      </w:r>
-      <w:r>
-        <w:t xml:space="preserve">air </w:t>
-      </w:r>
-      <w:r>
-        <w:rPr>
-          <w:rFonts w:ascii="Aptos" w:hAnsi="Aptos" w:cs="Aptos"/>
-        </w:rPr>
-        <w:t>à</w:t>
-      </w:r>
-      <w:r>
-        <w:t xml:space="preserve"> la surface du globe, BC estimé à </w:t>
+        <w:rPr>
+          <w:highlight w:val="green"/>
+        </w:rPr>
+        <w:t>La réponse du climat</w:t>
+      </w:r>
+      <w:r>
+        <w:t xml:space="preserve"> aux émissions de CO2 et d’autres gaz représente ± </w:t>
       </w:r>
       <w:r>
         <w:rPr>
           <w:highlight w:val="yellow"/>
         </w:rPr>
-        <w:t>580</w:t>
-      </w:r>
-      <w:r>
-        <w:t xml:space="preserve"> GtCO2 pour une probabilité de 50 % de parvenir à limiter le réchauffement planétaire à 1,5 °C et à 420 GtCO2 pour une probabilité de 66 % (degré de confiance moyen). </w:t>
+        <w:t>400</w:t>
+      </w:r>
+      <w:r>
+        <w:t xml:space="preserve"> GtCO2 et celles qui concernent le niveau de réchauffement historique, ± </w:t>
+      </w:r>
+      <w:r>
+        <w:rPr>
+          <w:highlight w:val="yellow"/>
+        </w:rPr>
+        <w:t>250</w:t>
+      </w:r>
+      <w:r>
+        <w:t xml:space="preserve"> GtCO2</w:t>
       </w:r>
     </w:p>
     <w:p>
@@ -333,22 +354,88 @@
         </w:numPr>
       </w:pPr>
       <w:r>
-        <w:t xml:space="preserve">Si T° moyenne à la surface du globe, BC restant estimé à </w:t>
+        <w:t xml:space="preserve">Dégagement supplémentaire de CO2 par dégel </w:t>
+      </w:r>
+      <w:r>
+        <w:rPr>
+          <w:u w:val="single"/>
+        </w:rPr>
+        <w:t>pergélisol</w:t>
+      </w:r>
+      <w:r>
+        <w:t xml:space="preserve"> </w:t>
+      </w:r>
+      <w:r>
+        <w:t>(permafrost contient une grande quantité de CO2 issu de matière végétale ou animale décomposée)</w:t>
+      </w:r>
+    </w:p>
+    <w:p>
+      <w:pPr>
+        <w:pStyle w:val="Paragraphedeliste"/>
+      </w:pPr>
+      <w:r>
+        <w:t xml:space="preserve">et méthane dans </w:t>
+      </w:r>
+      <w:r>
+        <w:rPr>
+          <w:u w:val="single"/>
+        </w:rPr>
+        <w:t>terres humides</w:t>
+      </w:r>
+      <w:r>
+        <w:t xml:space="preserve"> : réduction possible des budgets de </w:t>
       </w:r>
       <w:r>
         <w:rPr>
           <w:highlight w:val="yellow"/>
         </w:rPr>
-        <w:t>770</w:t>
-      </w:r>
-      <w:r>
-        <w:t xml:space="preserve"> GtCO2 et 570 GtCO2 pour une probabilité de 50 % et de 66 %</w:t>
-      </w:r>
-    </w:p>
-    <w:p/>
-    <w:p>
-      <w:r>
-        <w:t>Bcp D’incertitudes !</w:t>
+        <w:t>100</w:t>
+      </w:r>
+      <w:r>
+        <w:t xml:space="preserve"> GtCO2 </w:t>
+      </w:r>
+    </w:p>
+    <w:p>
+      <w:pPr>
+        <w:pStyle w:val="Paragraphedeliste"/>
+      </w:pPr>
+      <w:r>
+        <w:t>D’ici 2100, 90% permafrost pourrait disparaitre (estimation : contiendrait 1700 milliards de tonne de CO2</w:t>
+      </w:r>
+      <w:r>
+        <w:t xml:space="preserve">, 2x plus que dans </w:t>
+      </w:r>
+      <w:proofErr w:type="spellStart"/>
+      <w:r>
+        <w:t>atm</w:t>
+      </w:r>
+      <w:proofErr w:type="spellEnd"/>
+      <w:r>
+        <w:t>)</w:t>
+      </w:r>
+    </w:p>
+    <w:p>
+      <w:pPr>
+        <w:pStyle w:val="Paragraphedeliste"/>
+      </w:pPr>
+      <w:r>
+        <w:t xml:space="preserve">Inondations répétées (dérèglement) augmentent l’humidité des zones humides, donc encore plus de décomposition qui produit du méthane </w:t>
+      </w:r>
+    </w:p>
+    <w:p>
+      <w:pPr>
+        <w:pStyle w:val="Paragraphedeliste"/>
+      </w:pPr>
+      <w:r>
+        <w:t xml:space="preserve">Afrique responsable de 16% des émissions de méthane, inondations 2020. </w:t>
+      </w:r>
+    </w:p>
+    <w:p>
+      <w:pPr>
+        <w:pStyle w:val="Paragraphedeliste"/>
+      </w:pPr>
+      <w:r>
+        <w:t>Boucle sans fin</w:t>
       </w:r>
     </w:p>
     <w:p>
@@ -360,76 +447,22 @@
         </w:numPr>
       </w:pPr>
       <w:r>
-        <w:t xml:space="preserve">La réponse du climat aux émissions de CO2 et d’autres gaz que le CO2 représente ± </w:t>
-      </w:r>
-      <w:r>
-        <w:rPr>
-          <w:highlight w:val="yellow"/>
-        </w:rPr>
-        <w:t>400</w:t>
-      </w:r>
-      <w:r>
-        <w:t xml:space="preserve"> GtCO2 et celles qui concernent le niveau de réchauffement historique, ± </w:t>
-      </w:r>
-      <w:r>
-        <w:rPr>
-          <w:highlight w:val="yellow"/>
-        </w:rPr>
-        <w:t>250</w:t>
-      </w:r>
-      <w:r>
-        <w:t xml:space="preserve"> GtCO2</w:t>
-      </w:r>
-    </w:p>
-    <w:p>
-      <w:pPr>
-        <w:pStyle w:val="Paragraphedeliste"/>
-        <w:numPr>
-          <w:ilvl w:val="0"/>
-          <w:numId w:val="1"/>
-        </w:numPr>
-      </w:pPr>
-      <w:r>
-        <w:t xml:space="preserve">Dégagement supplémentaire de CO2 par dégel </w:t>
-      </w:r>
-      <w:r>
-        <w:rPr>
-          <w:u w:val="single"/>
-        </w:rPr>
-        <w:t>pergélisol</w:t>
-      </w:r>
-      <w:r>
-        <w:t xml:space="preserve"> et méthane dans </w:t>
-      </w:r>
-      <w:r>
-        <w:rPr>
-          <w:u w:val="single"/>
-        </w:rPr>
-        <w:t>terres humides</w:t>
-      </w:r>
-      <w:r>
-        <w:t xml:space="preserve"> : réduction possible des budgets de </w:t>
-      </w:r>
-      <w:r>
-        <w:rPr>
-          <w:highlight w:val="yellow"/>
-        </w:rPr>
-        <w:t>100</w:t>
-      </w:r>
-      <w:r>
-        <w:t xml:space="preserve"> GtCO2 </w:t>
-      </w:r>
-    </w:p>
-    <w:p>
-      <w:pPr>
-        <w:pStyle w:val="Paragraphedeliste"/>
-        <w:numPr>
-          <w:ilvl w:val="0"/>
-          <w:numId w:val="1"/>
-        </w:numPr>
-      </w:pPr>
-      <w:r>
-        <w:t>Le niveau futur d’atténuation des émissions d’autres gaz que le CO2 pourrait modifier le budget carbone de 250 GtCO2 dans un sens ou dans l’autre</w:t>
+        <w:lastRenderedPageBreak/>
+        <w:t xml:space="preserve">Le niveau futur </w:t>
+      </w:r>
+      <w:r>
+        <w:rPr>
+          <w:highlight w:val="green"/>
+        </w:rPr>
+        <w:t>d’atténuation des émissions d’autres gaz que le</w:t>
+      </w:r>
+      <w:r>
+        <w:t xml:space="preserve"> CO2 pourrait modifier le budget carbone de 250 GtCO2 dans un sens ou dans l’autre</w:t>
+      </w:r>
+    </w:p>
+    <w:p>
+      <w:r>
+        <w:t xml:space="preserve">Dans tous les cas, c’est mort pour 1,5°. Quelles sont les différences avec 2° ? </w:t>
       </w:r>
     </w:p>
     <w:p/>
@@ -438,7 +471,6 @@
         <w:rPr>
           <w:noProof/>
         </w:rPr>
-        <w:lastRenderedPageBreak/>
         <w:drawing>
           <wp:inline distT="0" distB="0" distL="0" distR="0" wp14:anchorId="272F2B03" wp14:editId="2C9468B6">
             <wp:extent cx="5760720" cy="3233420"/>
@@ -602,12 +634,6 @@
             </a:graphic>
           </wp:inline>
         </w:drawing>
-      </w:r>
-    </w:p>
-    <w:p/>
-    <w:p>
-      <w:r>
-        <w:t xml:space="preserve">Equations de Kaya </w:t>
       </w:r>
     </w:p>
     <w:p/>
@@ -1368,7 +1394,6 @@
   <w:style w:type="character" w:default="1" w:styleId="Policepardfaut">
     <w:name w:val="Default Paragraph Font"/>
     <w:uiPriority w:val="1"/>
-    <w:semiHidden/>
     <w:unhideWhenUsed/>
   </w:style>
   <w:style w:type="table" w:default="1" w:styleId="TableauNormal">
